--- a/examples/clustering/model-selection/doc/README.docx
+++ b/examples/clustering/model-selection/doc/README.docx
@@ -2,7 +2,7 @@
 <file path=word/document.xml><?xml version="1.0" encoding="utf-8"?>
 <w:document xmlns:w="http://schemas.openxmlformats.org/wordprocessingml/2006/main" xmlns:m="http://schemas.openxmlformats.org/officeDocument/2006/math" xmlns:r="http://schemas.openxmlformats.org/officeDocument/2006/relationships" xmlns:o="urn:schemas-microsoft-com:office:office" xmlns:v="urn:schemas-microsoft-com:vml" xmlns:w10="urn:schemas-microsoft-com:office:word" xmlns:a="http://schemas.openxmlformats.org/drawingml/2006/main" xmlns:pic="http://schemas.openxmlformats.org/drawingml/2006/picture" xmlns:wp="http://schemas.openxmlformats.org/drawingml/2006/wordprocessingDrawing">
   <w:body>
-    <w:bookmarkStart w:id="11" w:name="model-selection-examples"/>
+    <w:bookmarkStart w:id="12" w:name="model-selection-examples"/>
     <w:p>
       <w:pPr>
         <w:pStyle w:val="Heading1"/>
@@ -24,34 +24,24 @@
         <w:pStyle w:val="BlockText"/>
       </w:pPr>
       <w:r>
-        <w:t xml:space="preserve">Slide deck: none yet. Recommend a new presentation (e.g. </w:t>
+        <w:t xml:space="preserve">Slide deck:</w:t>
       </w:r>
       <w:r>
-        <w:rPr>
-          <w:rStyle w:val="VerbatimChar"/>
-        </w:rPr>
-        <w:t xml:space="preserve">d064-clustering-model-selection.pdf</w:t>
+        <w:t xml:space="preserve"> </w:t>
+      </w:r>
+      <w:hyperlink r:id="rId9">
+        <w:r>
+          <w:rPr>
+            <w:rStyle w:val="Hyperlink"/>
+          </w:rPr>
+          <w:t xml:space="preserve">d064_clustering_model-selection.pdf</w:t>
+        </w:r>
+      </w:hyperlink>
+      <w:r>
+        <w:t xml:space="preserve"> </w:t>
       </w:r>
       <w:r>
-        <w:t xml:space="preserve">), mirroring the model-selection decks already produced for classification (</w:t>
-      </w:r>
-      <w:r>
-        <w:rPr>
-          <w:rStyle w:val="VerbatimChar"/>
-        </w:rPr>
-        <w:t xml:space="preserve">d048</w:t>
-      </w:r>
-      <w:r>
-        <w:t xml:space="preserve">) and regression (</w:t>
-      </w:r>
-      <w:r>
-        <w:rPr>
-          <w:rStyle w:val="VerbatimChar"/>
-        </w:rPr>
-        <w:t xml:space="preserve">d055</w:t>
-      </w:r>
-      <w:r>
-        <w:t xml:space="preserve">).</w:t>
+        <w:t xml:space="preserve">— draft, auto-generated from Markdown source; pending a proper presentation design.</w:t>
       </w:r>
     </w:p>
     <w:p>
@@ -62,7 +52,7 @@
           <w:numId w:val="1001"/>
         </w:numPr>
       </w:pPr>
-      <w:hyperlink r:id="rId9">
+      <w:hyperlink r:id="rId10">
         <w:r>
           <w:rPr>
             <w:rStyle w:val="Hyperlink"/>
@@ -85,7 +75,7 @@
           <w:numId w:val="1001"/>
         </w:numPr>
       </w:pPr>
-      <w:hyperlink r:id="rId10">
+      <w:hyperlink r:id="rId11">
         <w:r>
           <w:rPr>
             <w:rStyle w:val="Hyperlink"/>
@@ -112,7 +102,7 @@
         <w:t xml:space="preserve">: compares clustering configurations through the DAL tuning workflow.</w:t>
       </w:r>
     </w:p>
-    <w:bookmarkEnd w:id="11"/>
+    <w:bookmarkEnd w:id="12"/>
     <w:sectPr>
       <w:footnotePr>
         <w:numRestart w:val="eachSect"/>
